--- a/templates/review-docs/song-review-request.docx
+++ b/templates/review-docs/song-review-request.docx
@@ -66,7 +66,6 @@
       </w:tblGrid>
       <w:tr>
         <w:trPr>
-          <w:cantSplit/>
           <w:trHeight w:val="650"/>
         </w:trPr>
         <w:tc>
@@ -78,6 +77,8 @@
           </w:tcPr>
           <w:p>
             <w:pPr>
+              <w:keepNext w:val="0"/>
+              <w:keepLines w:val="0"/>
               <w:jc w:val="center"/>
               <w:spacing w:after="0"/>
             </w:pPr>
@@ -102,6 +103,8 @@
           </w:tcPr>
           <w:p>
             <w:pPr>
+              <w:keepNext w:val="0"/>
+              <w:keepLines w:val="0"/>
               <w:jc w:val="center"/>
               <w:spacing w:after="0"/>
             </w:pPr>
@@ -125,6 +128,8 @@
           </w:tcPr>
           <w:p>
             <w:pPr>
+              <w:keepNext w:val="0"/>
+              <w:keepLines w:val="0"/>
               <w:jc w:val="center"/>
               <w:spacing w:after="0"/>
             </w:pPr>
@@ -149,6 +154,8 @@
           </w:tcPr>
           <w:p>
             <w:pPr>
+              <w:keepNext w:val="0"/>
+              <w:keepLines w:val="0"/>
               <w:jc w:val="center"/>
               <w:spacing w:after="0"/>
             </w:pPr>
@@ -172,6 +179,8 @@
           </w:tcPr>
           <w:p>
             <w:pPr>
+              <w:keepNext w:val="0"/>
+              <w:keepLines w:val="0"/>
               <w:jc w:val="center"/>
               <w:spacing w:after="0"/>
             </w:pPr>
@@ -196,6 +205,8 @@
           </w:tcPr>
           <w:p>
             <w:pPr>
+              <w:keepNext w:val="0"/>
+              <w:keepLines w:val="0"/>
               <w:jc w:val="center"/>
               <w:spacing w:after="0"/>
             </w:pPr>
@@ -213,7 +224,6 @@
       </w:tr>
       <w:tr>
         <w:trPr>
-          <w:cantSplit/>
           <w:trHeight w:val="650"/>
         </w:trPr>
         <w:tc>
@@ -225,6 +235,8 @@
           </w:tcPr>
           <w:p>
             <w:pPr>
+              <w:keepNext w:val="0"/>
+              <w:keepLines w:val="0"/>
               <w:jc w:val="center"/>
               <w:spacing w:after="0"/>
             </w:pPr>
@@ -249,6 +261,8 @@
           </w:tcPr>
           <w:p>
             <w:pPr>
+              <w:keepNext w:val="0"/>
+              <w:keepLines w:val="0"/>
               <w:jc w:val="center"/>
               <w:spacing w:after="0"/>
             </w:pPr>
@@ -272,6 +286,8 @@
           </w:tcPr>
           <w:p>
             <w:pPr>
+              <w:keepNext w:val="0"/>
+              <w:keepLines w:val="0"/>
               <w:jc w:val="center"/>
               <w:spacing w:after="0"/>
             </w:pPr>
@@ -296,6 +312,8 @@
           </w:tcPr>
           <w:p>
             <w:pPr>
+              <w:keepNext w:val="0"/>
+              <w:keepLines w:val="0"/>
               <w:jc w:val="center"/>
               <w:spacing w:after="0"/>
             </w:pPr>
@@ -319,6 +337,8 @@
           </w:tcPr>
           <w:p>
             <w:pPr>
+              <w:keepNext w:val="0"/>
+              <w:keepLines w:val="0"/>
               <w:jc w:val="center"/>
               <w:spacing w:after="0"/>
             </w:pPr>
@@ -343,6 +363,8 @@
           </w:tcPr>
           <w:p>
             <w:pPr>
+              <w:keepNext w:val="0"/>
+              <w:keepLines w:val="0"/>
               <w:jc w:val="center"/>
               <w:spacing w:after="0"/>
             </w:pPr>
@@ -358,6 +380,8 @@
           </w:p>
           <w:p>
             <w:pPr>
+              <w:keepNext w:val="0"/>
+              <w:keepLines w:val="0"/>
               <w:jc w:val="center"/>
               <w:spacing w:after="0"/>
             </w:pPr>
@@ -375,7 +399,6 @@
       </w:tr>
       <w:tr>
         <w:trPr>
-          <w:cantSplit/>
           <w:trHeight w:val="540"/>
         </w:trPr>
         <w:tc>
@@ -387,6 +410,8 @@
           </w:tcPr>
           <w:p>
             <w:pPr>
+              <w:keepNext w:val="0"/>
+              <w:keepLines w:val="0"/>
               <w:jc w:val="center"/>
               <w:spacing w:after="0"/>
             </w:pPr>
@@ -411,6 +436,8 @@
           </w:tcPr>
           <w:p>
             <w:pPr>
+              <w:keepNext w:val="0"/>
+              <w:keepLines w:val="0"/>
               <w:jc w:val="center"/>
               <w:spacing w:after="0"/>
             </w:pPr>
@@ -428,7 +455,6 @@
       </w:tr>
       <w:tr>
         <w:trPr>
-          <w:cantSplit/>
           <w:trHeight w:val="540"/>
         </w:trPr>
         <w:tc>
@@ -440,6 +466,8 @@
           </w:tcPr>
           <w:p>
             <w:pPr>
+              <w:keepNext w:val="0"/>
+              <w:keepLines w:val="0"/>
               <w:jc w:val="center"/>
               <w:spacing w:after="0"/>
             </w:pPr>
@@ -464,6 +492,8 @@
           </w:tcPr>
           <w:p>
             <w:pPr>
+              <w:keepNext w:val="0"/>
+              <w:keepLines w:val="0"/>
               <w:jc w:val="center"/>
               <w:spacing w:after="0"/>
             </w:pPr>
@@ -487,6 +517,8 @@
           </w:tcPr>
           <w:p>
             <w:pPr>
+              <w:keepNext w:val="0"/>
+              <w:keepLines w:val="0"/>
               <w:jc w:val="center"/>
               <w:spacing w:after="0"/>
             </w:pPr>
@@ -511,6 +543,8 @@
           </w:tcPr>
           <w:p>
             <w:pPr>
+              <w:keepNext w:val="0"/>
+              <w:keepLines w:val="0"/>
               <w:jc w:val="center"/>
               <w:spacing w:after="0"/>
             </w:pPr>
@@ -528,7 +562,6 @@
       </w:tr>
       <w:tr>
         <w:trPr>
-          <w:cantSplit/>
           <w:trHeight w:val="420"/>
         </w:trPr>
         <w:tc>
@@ -539,6 +572,8 @@
           </w:tcPr>
           <w:p>
             <w:pPr>
+              <w:keepNext w:val="0"/>
+              <w:keepLines w:val="0"/>
               <w:jc w:val="center"/>
               <w:spacing w:after="0"/>
             </w:pPr>
@@ -787,7 +822,6 @@
       </w:tr>
       <w:tr>
         <w:trPr>
-          <w:cantSplit/>
           <w:trHeight w:val="620"/>
         </w:trPr>
         <w:tc>
@@ -798,6 +832,8 @@
           </w:tcPr>
           <w:p>
             <w:pPr>
+              <w:keepNext w:val="0"/>
+              <w:keepLines w:val="0"/>
               <w:jc w:val="center"/>
               <w:spacing w:after="0"/>
             </w:pPr>
@@ -820,6 +856,8 @@
           </w:tcPr>
           <w:p>
             <w:pPr>
+              <w:keepNext w:val="0"/>
+              <w:keepLines w:val="0"/>
               <w:jc w:val="center"/>
               <w:spacing w:after="0"/>
             </w:pPr>
@@ -842,6 +880,8 @@
           </w:tcPr>
           <w:p>
             <w:pPr>
+              <w:keepNext w:val="0"/>
+              <w:keepLines w:val="0"/>
               <w:jc w:val="center"/>
               <w:spacing w:after="0"/>
             </w:pPr>
@@ -864,6 +904,8 @@
           </w:tcPr>
           <w:p>
             <w:pPr>
+              <w:keepNext w:val="0"/>
+              <w:keepLines w:val="0"/>
               <w:jc w:val="center"/>
               <w:spacing w:after="0"/>
             </w:pPr>
@@ -886,6 +928,8 @@
           </w:tcPr>
           <w:p>
             <w:pPr>
+              <w:keepNext w:val="0"/>
+              <w:keepLines w:val="0"/>
               <w:jc w:val="center"/>
               <w:spacing w:after="0"/>
             </w:pPr>
@@ -908,6 +952,8 @@
           </w:tcPr>
           <w:p>
             <w:pPr>
+              <w:keepNext w:val="0"/>
+              <w:keepLines w:val="0"/>
               <w:jc w:val="center"/>
               <w:spacing w:after="0"/>
             </w:pPr>
@@ -930,6 +976,8 @@
           </w:tcPr>
           <w:p>
             <w:pPr>
+              <w:keepNext w:val="0"/>
+              <w:keepLines w:val="0"/>
               <w:jc w:val="center"/>
               <w:spacing w:after="0"/>
             </w:pPr>
@@ -952,6 +1000,8 @@
           </w:tcPr>
           <w:p>
             <w:pPr>
+              <w:keepNext w:val="0"/>
+              <w:keepLines w:val="0"/>
               <w:jc w:val="center"/>
               <w:spacing w:after="0"/>
             </w:pPr>
@@ -974,6 +1024,8 @@
           </w:tcPr>
           <w:p>
             <w:pPr>
+              <w:keepNext w:val="0"/>
+              <w:keepLines w:val="0"/>
               <w:jc w:val="center"/>
               <w:spacing w:after="0"/>
             </w:pPr>
